--- a/Console Client.docx
+++ b/Console Client.docx
@@ -62,16 +62,12 @@
     </w:p>
     <w:p>
       <w:r>
-        <w:t xml:space="preserve">Conole for </w:t>
+        <w:t>Console for Robust (Grid) and Regions. DreamGrid bundles a copy in the ConsoleClient folder; open it with Settings -&gt; Console -&gt; Console Client -&gt; Open Console.</w:t>
       </w:r>
       <w:proofErr w:type="spellStart"/>
-      <w:r>
-        <w:t>Ribust</w:t>
-      </w:r>
+      <w:r/>
       <w:proofErr w:type="spellEnd"/>
-      <w:r>
-        <w:t xml:space="preserve"> (Grid and Regions.</w:t>
-      </w:r>
+      <w:r/>
     </w:p>
     <w:p/>
     <w:p>
